--- a/docs/informes/Informe_Semana_2_Motor.docx
+++ b/docs/informes/Informe_Semana_2_Motor.docx
@@ -2061,6 +2061,103 @@
     </w:p>
     <w:p>
       <w:pPr>
+        <w:spacing w:after="160" w:line="310"/>
+        <w:jc w:val="both"/>
+      </w:pPr>
+      <w:r>
+        <w:rPr>
+          <w:rFonts w:ascii="Arial" w:cs="Arial" w:eastAsia="Arial" w:hAnsi="Arial"/>
+          <w:color w:val="26232F"/>
+        </w:rPr>
+        <w:t xml:space="preserve">Para que el sistema no se vea vacío al instalarlo, la base de datos trae </w:t>
+      </w:r>
+      <w:r>
+        <w:rPr>
+          <w:rFonts w:ascii="Arial" w:cs="Arial" w:eastAsia="Arial" w:hAnsi="Arial"/>
+          <w:b/>
+          <w:bCs/>
+          <w:color w:val="26232F"/>
+        </w:rPr>
+        <w:t xml:space="preserve">11 imágenes de ejemplo</w:t>
+      </w:r>
+      <w:r>
+        <w:rPr>
+          <w:rFonts w:ascii="Arial" w:cs="Arial" w:eastAsia="Arial" w:hAnsi="Arial"/>
+          <w:color w:val="26232F"/>
+        </w:rPr>
+        <w:t xml:space="preserve"> (las vistas previas de las plantillas y de los trabajos del portafolio), registradas en </w:t>
+      </w:r>
+      <w:r>
+        <w:rPr>
+          <w:rFonts w:ascii="Consolas" w:cs="Consolas" w:eastAsia="Consolas" w:hAnsi="Consolas"/>
+          <w:color w:val="26232F"/>
+          <w:sz w:val="19"/>
+          <w:szCs w:val="19"/>
+          <w:shd w:fill="F3EEFF" w:val="clear"/>
+        </w:rPr>
+        <w:t xml:space="preserve">media</w:t>
+      </w:r>
+      <w:r>
+        <w:rPr>
+          <w:rFonts w:ascii="Arial" w:cs="Arial" w:eastAsia="Arial" w:hAnsi="Arial"/>
+          <w:color w:val="26232F"/>
+        </w:rPr>
+        <w:t xml:space="preserve"> y </w:t>
+      </w:r>
+      <w:r>
+        <w:rPr>
+          <w:rFonts w:ascii="Consolas" w:cs="Consolas" w:eastAsia="Consolas" w:hAnsi="Consolas"/>
+          <w:color w:val="26232F"/>
+          <w:sz w:val="19"/>
+          <w:szCs w:val="19"/>
+          <w:shd w:fill="F3EEFF" w:val="clear"/>
+        </w:rPr>
+        <w:t xml:space="preserve">media_variantes</w:t>
+      </w:r>
+      <w:r>
+        <w:rPr>
+          <w:rFonts w:ascii="Arial" w:cs="Arial" w:eastAsia="Arial" w:hAnsi="Arial"/>
+          <w:color w:val="26232F"/>
+        </w:rPr>
+        <w:t xml:space="preserve"> con sus tres tamaños en WEBP, igual que una imagen subida. Están en </w:t>
+      </w:r>
+      <w:r>
+        <w:rPr>
+          <w:rFonts w:ascii="Consolas" w:cs="Consolas" w:eastAsia="Consolas" w:hAnsi="Consolas"/>
+          <w:color w:val="26232F"/>
+          <w:sz w:val="19"/>
+          <w:szCs w:val="19"/>
+          <w:shd w:fill="F3EEFF" w:val="clear"/>
+        </w:rPr>
+        <w:t xml:space="preserve">public/assets/img/demo/</w:t>
+      </w:r>
+      <w:r>
+        <w:rPr>
+          <w:rFonts w:ascii="Arial" w:cs="Arial" w:eastAsia="Arial" w:hAnsi="Arial"/>
+          <w:color w:val="26232F"/>
+        </w:rPr>
+        <w:t xml:space="preserve">, y si se borran desde el panel solo se quitan de la base de datos: los archivos del disco se eliminan únicamente cuando están en </w:t>
+      </w:r>
+      <w:r>
+        <w:rPr>
+          <w:rFonts w:ascii="Consolas" w:cs="Consolas" w:eastAsia="Consolas" w:hAnsi="Consolas"/>
+          <w:color w:val="26232F"/>
+          <w:sz w:val="19"/>
+          <w:szCs w:val="19"/>
+          <w:shd w:fill="F3EEFF" w:val="clear"/>
+        </w:rPr>
+        <w:t xml:space="preserve">uploads/</w:t>
+      </w:r>
+      <w:r>
+        <w:rPr>
+          <w:rFonts w:ascii="Arial" w:cs="Arial" w:eastAsia="Arial" w:hAnsi="Arial"/>
+          <w:color w:val="26232F"/>
+        </w:rPr>
+        <w:t xml:space="preserve">.</w:t>
+      </w:r>
+    </w:p>
+    <w:p>
+      <w:pPr>
         <w:keepNext/>
         <w:spacing w:after="0" w:before="100"/>
       </w:pPr>
@@ -4035,6 +4132,94 @@
                 <w:szCs w:val="19"/>
               </w:rPr>
               <w:t xml:space="preserve">, que viene con GD.</w:t>
+            </w:r>
+          </w:p>
+        </w:tc>
+      </w:tr>
+      <w:tr>
+        <w:trPr>
+          <w:cantSplit/>
+        </w:trPr>
+        <w:tc>
+          <w:tcPr>
+            <w:tcW w:type="dxa" w:w="4300"/>
+            <w:tcBorders>
+              <w:top w:val="none" w:color="FFFFFF" w:sz="0"/>
+              <w:left w:val="none" w:color="FFFFFF" w:sz="0"/>
+              <w:bottom w:val="single" w:color="DCD3F5" w:sz="4"/>
+              <w:right w:val="none" w:color="FFFFFF" w:sz="0"/>
+            </w:tcBorders>
+            <w:shd w:fill="FAF8FF" w:val="clear"/>
+            <w:tcMar>
+              <w:top w:type="dxa" w:w="90"/>
+              <w:left w:type="dxa" w:w="140"/>
+              <w:bottom w:type="dxa" w:w="90"/>
+              <w:right w:type="dxa" w:w="140"/>
+            </w:tcMar>
+          </w:tcPr>
+          <w:p>
+            <w:pPr>
+              <w:spacing w:after="0" w:line="270"/>
+            </w:pPr>
+            <w:r>
+              <w:rPr>
+                <w:rFonts w:ascii="Arial" w:cs="Arial" w:eastAsia="Arial" w:hAnsi="Arial"/>
+                <w:color w:val="26232F"/>
+                <w:sz w:val="19"/>
+                <w:szCs w:val="19"/>
+              </w:rPr>
+              <w:t xml:space="preserve">Al borrar una imagen de ejemplo desde el panel también se borraba su archivo del repositorio.</w:t>
+            </w:r>
+          </w:p>
+        </w:tc>
+        <w:tc>
+          <w:tcPr>
+            <w:tcW w:type="dxa" w:w="5338"/>
+            <w:tcBorders>
+              <w:top w:val="none" w:color="FFFFFF" w:sz="0"/>
+              <w:left w:val="none" w:color="FFFFFF" w:sz="0"/>
+              <w:bottom w:val="single" w:color="DCD3F5" w:sz="4"/>
+              <w:right w:val="none" w:color="FFFFFF" w:sz="0"/>
+            </w:tcBorders>
+            <w:shd w:fill="FAF8FF" w:val="clear"/>
+            <w:tcMar>
+              <w:top w:type="dxa" w:w="90"/>
+              <w:left w:type="dxa" w:w="140"/>
+              <w:bottom w:type="dxa" w:w="90"/>
+              <w:right w:type="dxa" w:w="140"/>
+            </w:tcMar>
+          </w:tcPr>
+          <w:p>
+            <w:pPr>
+              <w:spacing w:after="0" w:line="270"/>
+            </w:pPr>
+            <w:r>
+              <w:rPr>
+                <w:rFonts w:ascii="Arial" w:cs="Arial" w:eastAsia="Arial" w:hAnsi="Arial"/>
+                <w:color w:val="26232F"/>
+                <w:sz w:val="19"/>
+                <w:szCs w:val="19"/>
+              </w:rPr>
+              <w:t xml:space="preserve">El servicio solo elimina archivos que están dentro de </w:t>
+            </w:r>
+            <w:r>
+              <w:rPr>
+                <w:rFonts w:ascii="Consolas" w:cs="Consolas" w:eastAsia="Consolas" w:hAnsi="Consolas"/>
+                <w:color w:val="26232F"/>
+                <w:sz w:val="19"/>
+                <w:szCs w:val="19"/>
+                <w:shd w:fill="F3EEFF" w:val="clear"/>
+              </w:rPr>
+              <w:t xml:space="preserve">uploads/</w:t>
+            </w:r>
+            <w:r>
+              <w:rPr>
+                <w:rFonts w:ascii="Arial" w:cs="Arial" w:eastAsia="Arial" w:hAnsi="Arial"/>
+                <w:color w:val="26232F"/>
+                <w:sz w:val="19"/>
+                <w:szCs w:val="19"/>
+              </w:rPr>
+              <w:t xml:space="preserve">. Las imágenes de ejemplo se quitan de la base de datos, pero el archivo se mantiene.</w:t>
             </w:r>
           </w:p>
         </w:tc>

--- a/docs/informes/Informe_Semana_2_Motor.docx
+++ b/docs/informes/Informe_Semana_2_Motor.docx
@@ -323,7 +323,7 @@
                 <w:sz w:val="22"/>
                 <w:szCs w:val="22"/>
               </w:rPr>
-              <w:t xml:space="preserve">Mizuno</w:t>
+              <w:t xml:space="preserve">Moises Palomino Sanchez</w:t>
             </w:r>
           </w:p>
         </w:tc>
@@ -384,7 +384,7 @@
                 <w:sz w:val="22"/>
                 <w:szCs w:val="22"/>
               </w:rPr>
-              <w:t xml:space="preserve"/>
+              <w:t xml:space="preserve">David Arturo Malpartida Calixto</w:t>
             </w:r>
           </w:p>
         </w:tc>
@@ -665,7 +665,7 @@
                 <w:rFonts w:ascii="Arial" w:cs="Arial" w:eastAsia="Arial" w:hAnsi="Arial"/>
                 <w:color w:val="26232F"/>
               </w:rPr>
-              <w:t xml:space="preserve">En la segunda semana construí el “motor” del backend: los endpoints que permiten crear, leer, editar, reordenar y borrar los bloques de cada página; el procesamiento y almacenamiento de imágenes en tamaños aptos para responsive; y los endpoints de configuración global de colores, que luego usan la web y el panel.</w:t>
+              <w:t xml:space="preserve">En la segunda semana me tocó construir el “motor” del sistema, es decir, todo lo que pasa por detrás: los endpoints para crear, leer, editar, reordenar y borrar los bloques de cada página; la subida y el procesamiento de imágenes en tamaños pensados para celular; y la configuración global de colores, que después usan tanto la web como el panel.</w:t>
             </w:r>
           </w:p>
         </w:tc>
@@ -727,7 +727,7 @@
           <w:rFonts w:ascii="Arial" w:cs="Arial" w:eastAsia="Arial" w:hAnsi="Arial"/>
           <w:color w:val="26232F"/>
         </w:rPr>
-        <w:t xml:space="preserve">Hice el servicio </w:t>
+        <w:t xml:space="preserve">Empecé por el </w:t>
       </w:r>
       <w:r>
         <w:rPr>
@@ -761,7 +761,7 @@
           <w:rFonts w:ascii="Arial" w:cs="Arial" w:eastAsia="Arial" w:hAnsi="Arial"/>
           <w:color w:val="26232F"/>
         </w:rPr>
-        <w:t xml:space="preserve"> devuelve el nombre del sitio, el logo con sus versiones, los datos de contacto, las redes sociales y los 5 colores en HEX. Además devuelve el texto </w:t>
+        <w:t xml:space="preserve"> devuelve todo lo que la web necesita saber del sitio: nombre, logo con sus tamaños, datos de contacto, redes sociales y los 5 colores en HEX. Además le agregué un campo </w:t>
       </w:r>
       <w:r>
         <w:rPr>
@@ -778,7 +778,7 @@
           <w:rFonts w:ascii="Arial" w:cs="Arial" w:eastAsia="Arial" w:hAnsi="Arial"/>
           <w:color w:val="26232F"/>
         </w:rPr>
-        <w:t xml:space="preserve">, que es el bloque </w:t>
+        <w:t xml:space="preserve">, que trae el bloque </w:t>
       </w:r>
       <w:r>
         <w:rPr>
@@ -795,7 +795,7 @@
           <w:rFonts w:ascii="Arial" w:cs="Arial" w:eastAsia="Arial" w:hAnsi="Arial"/>
           <w:color w:val="26232F"/>
         </w:rPr>
-        <w:t xml:space="preserve"> listo para inyectar en la web. Para cambiarlos está </w:t>
+        <w:t xml:space="preserve"> ya armado para pegarlo en la web. Para cambiar estos datos está </w:t>
       </w:r>
       <w:r>
         <w:rPr>
@@ -812,7 +812,7 @@
           <w:rFonts w:ascii="Arial" w:cs="Arial" w:eastAsia="Arial" w:hAnsi="Arial"/>
           <w:color w:val="26232F"/>
         </w:rPr>
-        <w:t xml:space="preserve">, que </w:t>
+        <w:t xml:space="preserve">. A esta ruta </w:t>
       </w:r>
       <w:r>
         <w:rPr>
@@ -821,14 +821,14 @@
           <w:bCs/>
           <w:color w:val="26232F"/>
         </w:rPr>
-        <w:t xml:space="preserve">solo puede usar el rol admin</w:t>
-      </w:r>
-      <w:r>
-        <w:rPr>
-          <w:rFonts w:ascii="Arial" w:cs="Arial" w:eastAsia="Arial" w:hAnsi="Arial"/>
-          <w:color w:val="26232F"/>
-        </w:rPr>
-        <w:t xml:space="preserve">, acepta cambios parciales y valida que cada color sea un HEX real (por ejemplo </w:t>
+        <w:t xml:space="preserve">solo puede entrar el administrador</w:t>
+      </w:r>
+      <w:r>
+        <w:rPr>
+          <w:rFonts w:ascii="Arial" w:cs="Arial" w:eastAsia="Arial" w:hAnsi="Arial"/>
+          <w:color w:val="26232F"/>
+        </w:rPr>
+        <w:t xml:space="preserve">, acepta cambios parciales (por ejemplo, cambiar solo un color) y revisa que cada color sea un HEX válido, como </w:t>
       </w:r>
       <w:r>
         <w:rPr>
@@ -845,7 +845,7 @@
           <w:rFonts w:ascii="Arial" w:cs="Arial" w:eastAsia="Arial" w:hAnsi="Arial"/>
           <w:color w:val="26232F"/>
         </w:rPr>
-        <w:t xml:space="preserve">).</w:t>
+        <w:t xml:space="preserve">.</w:t>
       </w:r>
     </w:p>
     <w:p>
@@ -1005,7 +1005,7 @@
           <w:rFonts w:ascii="Arial" w:cs="Arial" w:eastAsia="Arial" w:hAnsi="Arial"/>
           <w:color w:val="26232F"/>
         </w:rPr>
-        <w:t xml:space="preserve">El servicio </w:t>
+        <w:t xml:space="preserve">Después hice el </w:t>
       </w:r>
       <w:r>
         <w:rPr>
@@ -1022,7 +1022,7 @@
           <w:rFonts w:ascii="Arial" w:cs="Arial" w:eastAsia="Arial" w:hAnsi="Arial"/>
           <w:color w:val="26232F"/>
         </w:rPr>
-        <w:t xml:space="preserve"> arma el menú como un árbol, con los submenús dentro de su padre y ordenados. Cada ítem puede apuntar a una página interna o a una URL. Limité el menú a 2 niveles para que siga siendo cómodo en celular. También hice los endpoints para crear, editar, borrar y reordenar ítems; el de reordenar recibe la lista completa y puede mover un ítem de un padre a otro.</w:t>
+        <w:t xml:space="preserve">, que devuelve el menú como un árbol: cada ítem principal trae adentro sus submenús, ya ordenados. Cada ítem puede llevar a una página del sitio o a un enlace. Decidí limitar el menú a 2 niveles, porque más que eso se vuelve incómodo en el celular. También agregué los endpoints para crear, editar, borrar y reordenar ítems. El de reordenar recibe la lista completa, así que también sirve para pasar un ítem de un menú a otro.</w:t>
       </w:r>
     </w:p>
     <w:p>
@@ -1182,7 +1182,7 @@
           <w:rFonts w:ascii="Arial" w:cs="Arial" w:eastAsia="Arial" w:hAnsi="Arial"/>
           <w:color w:val="26232F"/>
         </w:rPr>
-        <w:t xml:space="preserve">Esta es la parte central del proyecto. Cada página está formada por bloques guardados en </w:t>
+        <w:t xml:space="preserve">Esta parte fue la que más tiempo me tomó, porque es el corazón del CMS. Cada página está hecha de bloques guardados en </w:t>
       </w:r>
       <w:r>
         <w:rPr>
@@ -1199,7 +1199,7 @@
           <w:rFonts w:ascii="Arial" w:cs="Arial" w:eastAsia="Arial" w:hAnsi="Arial"/>
           <w:color w:val="26232F"/>
         </w:rPr>
-        <w:t xml:space="preserve">. Definí </w:t>
+        <w:t xml:space="preserve">, y definí </w:t>
       </w:r>
       <w:r>
         <w:rPr>
@@ -1208,14 +1208,14 @@
           <w:bCs/>
           <w:color w:val="26232F"/>
         </w:rPr>
-        <w:t xml:space="preserve">12 tipos de bloque</w:t>
-      </w:r>
-      <w:r>
-        <w:rPr>
-          <w:rFonts w:ascii="Arial" w:cs="Arial" w:eastAsia="Arial" w:hAnsi="Arial"/>
-          <w:color w:val="26232F"/>
-        </w:rPr>
-        <w:t xml:space="preserve">: hero, servicios, portafolio, plantillas, planes, proceso, testimonios, faq, contacto, texto, galería y cta. El servicio </w:t>
+        <w:t xml:space="preserve">12 tipos</w:t>
+      </w:r>
+      <w:r>
+        <w:rPr>
+          <w:rFonts w:ascii="Arial" w:cs="Arial" w:eastAsia="Arial" w:hAnsi="Arial"/>
+          <w:color w:val="26232F"/>
+        </w:rPr>
+        <w:t xml:space="preserve">: portada, servicios, portafolio, plantillas, planes, proceso, testimonios, preguntas frecuentes, contacto, texto, galería y llamado a la acción. El </w:t>
       </w:r>
       <w:r>
         <w:rPr>
@@ -1249,7 +1249,7 @@
           <w:rFonts w:ascii="Arial" w:cs="Arial" w:eastAsia="Arial" w:hAnsi="Arial"/>
           <w:color w:val="26232F"/>
         </w:rPr>
-        <w:t xml:space="preserve">Validar que el tipo exista y que el contenido sea un objeto JSON de máximo 64 KB.</w:t>
+        <w:t xml:space="preserve">Revisar que el tipo de bloque exista y que el contenido sea un objeto JSON de máximo 64 KB.</w:t>
       </w:r>
     </w:p>
     <w:p>
@@ -1266,7 +1266,7 @@
           <w:rFonts w:ascii="Arial" w:cs="Arial" w:eastAsia="Arial" w:hAnsi="Arial"/>
           <w:color w:val="26232F"/>
         </w:rPr>
-        <w:t xml:space="preserve">Crear el bloque al final de la página, o en la posición indicada.</w:t>
+        <w:t xml:space="preserve">Crear el bloque al final de la página o en la posición que se le indique.</w:t>
       </w:r>
     </w:p>
     <w:p>
@@ -1283,7 +1283,7 @@
           <w:rFonts w:ascii="Arial" w:cs="Arial" w:eastAsia="Arial" w:hAnsi="Arial"/>
           <w:color w:val="26232F"/>
         </w:rPr>
-        <w:t xml:space="preserve">Editar solo el contenido, solo la visibilidad o ambos.</w:t>
+        <w:t xml:space="preserve">Editar solo el contenido, solo si se ve o no, o las dos cosas.</w:t>
       </w:r>
     </w:p>
     <w:p>
@@ -1317,7 +1317,7 @@
           <w:rFonts w:ascii="Arial" w:cs="Arial" w:eastAsia="Arial" w:hAnsi="Arial"/>
           <w:color w:val="26232F"/>
         </w:rPr>
-        <w:t xml:space="preserve">, que exige recibir todos los ids de la página para no dejar huecos.</w:t>
+        <w:t xml:space="preserve">. Aquí exijo que lleguen todos los ids de la página, para que no queden huecos en el orden.</w:t>
       </w:r>
     </w:p>
     <w:p>
@@ -1334,7 +1334,7 @@
           <w:rFonts w:ascii="Arial" w:cs="Arial" w:eastAsia="Arial" w:hAnsi="Arial"/>
           <w:color w:val="26232F"/>
         </w:rPr>
-        <w:t xml:space="preserve">Al borrar un bloque, compactar el orden de los demás.</w:t>
+        <w:t xml:space="preserve">Cuando se borra un bloque, acomodar el orden de los que quedan.</w:t>
       </w:r>
     </w:p>
     <w:p>
@@ -1381,7 +1381,7 @@
           <w:rFonts w:ascii="Arial" w:cs="Arial" w:eastAsia="Arial" w:hAnsi="Arial"/>
           <w:color w:val="26232F"/>
         </w:rPr>
-        <w:t xml:space="preserve">, que devuelven la página con sus bloques visibles y en orden. Una página no publicada responde 404.</w:t>
+        <w:t xml:space="preserve">. Las dos devuelven la página con sus bloques visibles y en orden. Si la página no está publicada, responden 404, como si no existiera.</w:t>
       </w:r>
     </w:p>
     <w:p>
@@ -1791,7 +1791,7 @@
           <w:rFonts w:ascii="Arial" w:cs="Arial" w:eastAsia="Arial" w:hAnsi="Arial"/>
           <w:color w:val="26232F"/>
         </w:rPr>
-        <w:t xml:space="preserve">La guía pide procesar las imágenes al subirlas. En lugar de sharp usé la librería </w:t>
+        <w:t xml:space="preserve">La guía pide que el backend procese las imágenes al subirlas. Como no estoy en Node, en lugar de sharp usé la librería </w:t>
       </w:r>
       <w:r>
         <w:rPr>
@@ -1807,7 +1807,7 @@
           <w:rFonts w:ascii="Arial" w:cs="Arial" w:eastAsia="Arial" w:hAnsi="Arial"/>
           <w:color w:val="26232F"/>
         </w:rPr>
-        <w:t xml:space="preserve"> de PHP. El endpoint </w:t>
+        <w:t xml:space="preserve"> de PHP, que ya viene con XAMPP. El endpoint </w:t>
       </w:r>
       <w:r>
         <w:rPr>
@@ -1841,7 +1841,7 @@
           <w:rFonts w:ascii="Arial" w:cs="Arial" w:eastAsia="Arial" w:hAnsi="Arial"/>
           <w:color w:val="26232F"/>
         </w:rPr>
-        <w:t xml:space="preserve"> y el servicio:</w:t>
+        <w:t xml:space="preserve"> y luego:</w:t>
       </w:r>
     </w:p>
     <w:p>
@@ -1858,7 +1858,7 @@
           <w:rFonts w:ascii="Arial" w:cs="Arial" w:eastAsia="Arial" w:hAnsi="Arial"/>
           <w:color w:val="26232F"/>
         </w:rPr>
-        <w:t xml:space="preserve">Revisa el tipo real del archivo leyendo su contenido con </w:t>
+        <w:t xml:space="preserve">Revisa qué tipo de archivo es de verdad, leyendo su contenido con </w:t>
       </w:r>
       <w:r>
         <w:rPr>
@@ -1875,7 +1875,7 @@
           <w:rFonts w:ascii="Arial" w:cs="Arial" w:eastAsia="Arial" w:hAnsi="Arial"/>
           <w:color w:val="26232F"/>
         </w:rPr>
-        <w:t xml:space="preserve"> (no confía en la extensión), y acepta JPG, PNG, WEBP y GIF de hasta 5 MB.</w:t>
+        <w:t xml:space="preserve"> y no solo la extensión. Acepta JPG, PNG, WEBP y GIF de hasta 5 MB.</w:t>
       </w:r>
     </w:p>
     <w:p>
@@ -1892,7 +1892,7 @@
           <w:rFonts w:ascii="Arial" w:cs="Arial" w:eastAsia="Arial" w:hAnsi="Arial"/>
           <w:color w:val="26232F"/>
         </w:rPr>
-        <w:t xml:space="preserve">Genera versiones de </w:t>
+        <w:t xml:space="preserve">Crea versiones de </w:t>
       </w:r>
       <w:r>
         <w:rPr>
@@ -1924,7 +1924,7 @@
           <w:rFonts w:ascii="Arial" w:cs="Arial" w:eastAsia="Arial" w:hAnsi="Arial"/>
           <w:color w:val="26232F"/>
         </w:rPr>
-        <w:t xml:space="preserve">, sin agrandar las imágenes pequeñas y conservando la transparencia de los PNG.</w:t>
+        <w:t xml:space="preserve">. Si la imagen es más pequeña, no la agranda, y si es un PNG con fondo transparente, lo respeta.</w:t>
       </w:r>
     </w:p>
     <w:p>
@@ -1958,7 +1958,7 @@
           <w:rFonts w:ascii="Arial" w:cs="Arial" w:eastAsia="Arial" w:hAnsi="Arial"/>
           <w:color w:val="26232F"/>
         </w:rPr>
-        <w:t xml:space="preserve"> con nombres aleatorios, y registra la imagen y sus variantes en la base de datos.</w:t>
+        <w:t xml:space="preserve"> con nombres aleatorios, y registra la imagen y sus versiones en la base de datos.</w:t>
       </w:r>
     </w:p>
     <w:p>
@@ -1992,7 +1992,7 @@
           <w:rFonts w:ascii="Arial" w:cs="Arial" w:eastAsia="Arial" w:hAnsi="Arial"/>
           <w:color w:val="26232F"/>
         </w:rPr>
-        <w:t xml:space="preserve"> listo para usar en la etiqueta </w:t>
+        <w:t xml:space="preserve"> listo para la etiqueta </w:t>
       </w:r>
       <w:r>
         <w:rPr>
@@ -2009,7 +2009,7 @@
           <w:rFonts w:ascii="Arial" w:cs="Arial" w:eastAsia="Arial" w:hAnsi="Arial"/>
           <w:color w:val="26232F"/>
         </w:rPr>
-        <w:t xml:space="preserve">, para que cada dispositivo descargue el tamaño que necesita.</w:t>
+        <w:t xml:space="preserve">, para que cada celular o computadora descargue solo el tamaño que necesita.</w:t>
       </w:r>
     </w:p>
     <w:p>
@@ -2022,7 +2022,7 @@
           <w:rFonts w:ascii="Arial" w:cs="Arial" w:eastAsia="Arial" w:hAnsi="Arial"/>
           <w:color w:val="26232F"/>
         </w:rPr>
-        <w:t xml:space="preserve">La carpeta </w:t>
+        <w:t xml:space="preserve">Por seguridad, la carpeta </w:t>
       </w:r>
       <w:r>
         <w:rPr>
@@ -2056,7 +2056,7 @@
           <w:rFonts w:ascii="Arial" w:cs="Arial" w:eastAsia="Arial" w:hAnsi="Arial"/>
           <w:color w:val="26232F"/>
         </w:rPr>
-        <w:t xml:space="preserve"> que impide ejecutar PHP, por si alguien intenta subir un archivo malicioso.</w:t>
+        <w:t xml:space="preserve"> que no deja ejecutar PHP. Así, aunque alguien lograra subir un archivo malicioso, no podría correrlo.</w:t>
       </w:r>
     </w:p>
     <w:p>
@@ -2069,7 +2069,7 @@
           <w:rFonts w:ascii="Arial" w:cs="Arial" w:eastAsia="Arial" w:hAnsi="Arial"/>
           <w:color w:val="26232F"/>
         </w:rPr>
-        <w:t xml:space="preserve">Para que el sistema no se vea vacío al instalarlo, la base de datos trae </w:t>
+        <w:t xml:space="preserve">Para que el sistema no se vea vacío recién instalado, la base de datos ya trae </w:t>
       </w:r>
       <w:r>
         <w:rPr>
@@ -2085,7 +2085,7 @@
           <w:rFonts w:ascii="Arial" w:cs="Arial" w:eastAsia="Arial" w:hAnsi="Arial"/>
           <w:color w:val="26232F"/>
         </w:rPr>
-        <w:t xml:space="preserve"> (las vistas previas de las plantillas y de los trabajos del portafolio), registradas en </w:t>
+        <w:t xml:space="preserve">, que son las vistas previas de las plantillas y de los trabajos del portafolio. Están registradas igual que una imagen subida, con sus tres tamaños, y guardadas en </w:t>
       </w:r>
       <w:r>
         <w:rPr>
@@ -2095,40 +2095,6 @@
           <w:szCs w:val="19"/>
           <w:shd w:fill="F3EEFF" w:val="clear"/>
         </w:rPr>
-        <w:t xml:space="preserve">media</w:t>
-      </w:r>
-      <w:r>
-        <w:rPr>
-          <w:rFonts w:ascii="Arial" w:cs="Arial" w:eastAsia="Arial" w:hAnsi="Arial"/>
-          <w:color w:val="26232F"/>
-        </w:rPr>
-        <w:t xml:space="preserve"> y </w:t>
-      </w:r>
-      <w:r>
-        <w:rPr>
-          <w:rFonts w:ascii="Consolas" w:cs="Consolas" w:eastAsia="Consolas" w:hAnsi="Consolas"/>
-          <w:color w:val="26232F"/>
-          <w:sz w:val="19"/>
-          <w:szCs w:val="19"/>
-          <w:shd w:fill="F3EEFF" w:val="clear"/>
-        </w:rPr>
-        <w:t xml:space="preserve">media_variantes</w:t>
-      </w:r>
-      <w:r>
-        <w:rPr>
-          <w:rFonts w:ascii="Arial" w:cs="Arial" w:eastAsia="Arial" w:hAnsi="Arial"/>
-          <w:color w:val="26232F"/>
-        </w:rPr>
-        <w:t xml:space="preserve"> con sus tres tamaños en WEBP, igual que una imagen subida. Están en </w:t>
-      </w:r>
-      <w:r>
-        <w:rPr>
-          <w:rFonts w:ascii="Consolas" w:cs="Consolas" w:eastAsia="Consolas" w:hAnsi="Consolas"/>
-          <w:color w:val="26232F"/>
-          <w:sz w:val="19"/>
-          <w:szCs w:val="19"/>
-          <w:shd w:fill="F3EEFF" w:val="clear"/>
-        </w:rPr>
         <w:t xml:space="preserve">public/assets/img/demo/</w:t>
       </w:r>
       <w:r>
@@ -2136,7 +2102,7 @@
           <w:rFonts w:ascii="Arial" w:cs="Arial" w:eastAsia="Arial" w:hAnsi="Arial"/>
           <w:color w:val="26232F"/>
         </w:rPr>
-        <w:t xml:space="preserve">, y si se borran desde el panel solo se quitan de la base de datos: los archivos del disco se eliminan únicamente cuando están en </w:t>
+        <w:t xml:space="preserve">. Si alguien las borra desde el panel, solo desaparecen de la base de datos; los archivos solo se eliminan del disco cuando están en </w:t>
       </w:r>
       <w:r>
         <w:rPr>
@@ -2313,7 +2279,7 @@
           <w:rFonts w:ascii="Arial" w:cs="Arial" w:eastAsia="Arial" w:hAnsi="Arial"/>
           <w:color w:val="26232F"/>
         </w:rPr>
-        <w:t xml:space="preserve">Agregué </w:t>
+        <w:t xml:space="preserve">También agregué </w:t>
       </w:r>
       <w:r>
         <w:rPr>
@@ -2330,7 +2296,7 @@
           <w:rFonts w:ascii="Arial" w:cs="Arial" w:eastAsia="Arial" w:hAnsi="Arial"/>
           <w:color w:val="26232F"/>
         </w:rPr>
-        <w:t xml:space="preserve"> para el formulario de la web. Valida nombre, email y mensaje, y tiene un campo trampa (honeypot) escondido: si un bot lo llena, el mensaje se descarta. Desde el panel se pueden listar, marcar como leídos y borrar.</w:t>
+        <w:t xml:space="preserve"> para el formulario de la web. Revisa el nombre, el email y el mensaje, y tiene un campo escondido que funciona como trampa: una persona no lo ve, pero un bot sí lo llena, y en ese caso el mensaje se descarta. Desde el panel los mensajes se pueden ver, marcar como leídos y borrar.</w:t>
       </w:r>
     </w:p>
     <w:p>
@@ -2365,7 +2331,7 @@
           <w:rFonts w:ascii="Arial" w:cs="Arial" w:eastAsia="Arial" w:hAnsi="Arial"/>
           <w:color w:val="26232F"/>
         </w:rPr>
-        <w:t xml:space="preserve">Documenté todos los endpoints en una colección de Postman (</w:t>
+        <w:t xml:space="preserve">Para no probar cada endpoint a mano, armé una colección de Postman (</w:t>
       </w:r>
       <w:r>
         <w:rPr>
@@ -2398,7 +2364,7 @@
           <w:rFonts w:ascii="Arial" w:cs="Arial" w:eastAsia="Arial" w:hAnsi="Arial"/>
           <w:color w:val="26232F"/>
         </w:rPr>
-        <w:t xml:space="preserve">, organizadas en carpetas y con pruebas automáticas que revisan el código de estado y el formato de la respuesta, tanto en casos correctos como de error (sin token, rol sin permiso, datos inválidos). La ejecuté completa con Newman y pasaron las 90 verificaciones.</w:t>
+        <w:t xml:space="preserve"> ordenadas en carpetas. Cada una tiene pruebas automáticas que revisan el código de respuesta y el formato, tanto en los casos que deben funcionar como en los que deben fallar (sin token, con un rol sin permiso o con datos mal escritos). La corrí completa con Newman y pasaron las 90 verificaciones.</w:t>
       </w:r>
     </w:p>
     <w:p>
@@ -2816,7 +2782,7 @@
                 <w:sz w:val="19"/>
                 <w:szCs w:val="19"/>
               </w:rPr>
-              <w:t xml:space="preserve">Crear bloque con tipo inexistente</w:t>
+              <w:t xml:space="preserve">Crear bloque con un tipo que no existe</w:t>
             </w:r>
           </w:p>
         </w:tc>
@@ -3026,7 +2992,7 @@
                 <w:sz w:val="19"/>
                 <w:szCs w:val="19"/>
               </w:rPr>
-              <w:t xml:space="preserve">Cambiar color con un valor que no es HEX</w:t>
+              <w:t xml:space="preserve">Cambiar un color con un valor que no es HEX</w:t>
             </w:r>
           </w:p>
         </w:tc>
@@ -3545,6 +3511,19 @@
           <w:rFonts w:ascii="Arial" w:cs="Arial" w:eastAsia="Arial" w:hAnsi="Arial"/>
         </w:rPr>
         <w:t xml:space="preserve">   Problemas encontrados y soluciones</w:t>
+      </w:r>
+    </w:p>
+    <w:p>
+      <w:pPr>
+        <w:spacing w:after="160" w:line="310"/>
+        <w:jc w:val="both"/>
+      </w:pPr>
+      <w:r>
+        <w:rPr>
+          <w:rFonts w:ascii="Arial" w:cs="Arial" w:eastAsia="Arial" w:hAnsi="Arial"/>
+          <w:color w:val="26232F"/>
+        </w:rPr>
+        <w:t xml:space="preserve">Esta semana hubo varios detalles con Apache y con el router. Los anoto porque me costó un rato entender algunos:</w:t>
       </w:r>
     </w:p>
     <w:tbl>
@@ -3680,7 +3659,7 @@
                 <w:sz w:val="19"/>
                 <w:szCs w:val="19"/>
               </w:rPr>
-              <w:t xml:space="preserve"> respondía 403: Apache lo confundía con la carpeta real </w:t>
+              <w:t xml:space="preserve"> respondía 403. Apache lo confundía con la carpeta real </w:t>
             </w:r>
             <w:r>
               <w:rPr>
@@ -3876,7 +3855,7 @@
                 <w:sz w:val="19"/>
                 <w:szCs w:val="19"/>
               </w:rPr>
-              <w:t xml:space="preserve">Normalicé la ruta (quitar la barra final) antes de compararla.</w:t>
+              <w:t xml:space="preserve">Normalicé la ruta (le quito la barra final) antes de compararla.</w:t>
             </w:r>
           </w:p>
         </w:tc>
@@ -3913,7 +3892,7 @@
                 <w:sz w:val="19"/>
                 <w:szCs w:val="19"/>
               </w:rPr>
-              <w:t xml:space="preserve">Si se borraba una página, sus ítems de menú quedaban sin destino.</w:t>
+              <w:t xml:space="preserve">Si se borraba una página, sus ítems del menú se quedaban apuntando a la nada.</w:t>
             </w:r>
           </w:p>
         </w:tc>
@@ -3945,7 +3924,7 @@
                 <w:sz w:val="19"/>
                 <w:szCs w:val="19"/>
               </w:rPr>
-              <w:t xml:space="preserve">La web pública oculta esos ítems y el panel los marca para que el admin los corrija.</w:t>
+              <w:t xml:space="preserve">La web pública los oculta y el panel los marca con un aviso para que el administrador los corrija.</w:t>
             </w:r>
           </w:p>
         </w:tc>
@@ -4080,7 +4059,7 @@
                 <w:sz w:val="19"/>
                 <w:szCs w:val="19"/>
               </w:rPr>
-              <w:t xml:space="preserve">La extensión fileinfo a veces está apagada en XAMPP.</w:t>
+              <w:t xml:space="preserve">En algunos XAMPP la extensión fileinfo está apagada.</w:t>
             </w:r>
           </w:p>
         </w:tc>
@@ -4112,7 +4091,7 @@
                 <w:sz w:val="19"/>
                 <w:szCs w:val="19"/>
               </w:rPr>
-              <w:t xml:space="preserve">Detecto el tipo de imagen con </w:t>
+              <w:t xml:space="preserve">Saco el tipo de imagen con </w:t>
             </w:r>
             <w:r>
               <w:rPr>
@@ -4168,7 +4147,7 @@
                 <w:sz w:val="19"/>
                 <w:szCs w:val="19"/>
               </w:rPr>
-              <w:t xml:space="preserve">Al borrar una imagen de ejemplo desde el panel también se borraba su archivo del repositorio.</w:t>
+              <w:t xml:space="preserve">Al borrar una imagen de ejemplo desde el panel, también se borraba su archivo del proyecto.</w:t>
             </w:r>
           </w:p>
         </w:tc>
@@ -4200,7 +4179,7 @@
                 <w:sz w:val="19"/>
                 <w:szCs w:val="19"/>
               </w:rPr>
-              <w:t xml:space="preserve">El servicio solo elimina archivos que están dentro de </w:t>
+              <w:t xml:space="preserve">Ahora el servicio solo elimina archivos que están dentro de </w:t>
             </w:r>
             <w:r>
               <w:rPr>
@@ -4219,7 +4198,7 @@
                 <w:sz w:val="19"/>
                 <w:szCs w:val="19"/>
               </w:rPr>
-              <w:t xml:space="preserve">. Las imágenes de ejemplo se quitan de la base de datos, pero el archivo se mantiene.</w:t>
+              <w:t xml:space="preserve">. Las de ejemplo se quitan de la base de datos, pero el archivo se queda.</w:t>
             </w:r>
           </w:p>
         </w:tc>
@@ -4256,70 +4235,41 @@
     </w:p>
     <w:p>
       <w:pPr>
-        <w:pStyle w:val="ListParagraph"/>
-        <w:numPr>
-          <w:ilvl w:val="0"/>
-          <w:numId w:val="2"/>
-        </w:numPr>
-        <w:spacing w:after="90" w:line="300"/>
-      </w:pPr>
-      <w:r>
-        <w:rPr>
-          <w:rFonts w:ascii="Arial" w:cs="Arial" w:eastAsia="Arial" w:hAnsi="Arial"/>
-          <w:color w:val="26232F"/>
-        </w:rPr>
-        <w:t xml:space="preserve">Guardar el contenido de los bloques en JSON permitió tener 12 tipos de bloque con una sola tabla.</w:t>
-      </w:r>
-    </w:p>
-    <w:p>
-      <w:pPr>
-        <w:pStyle w:val="ListParagraph"/>
-        <w:numPr>
-          <w:ilvl w:val="0"/>
-          <w:numId w:val="2"/>
-        </w:numPr>
-        <w:spacing w:after="90" w:line="300"/>
-      </w:pPr>
-      <w:r>
-        <w:rPr>
-          <w:rFonts w:ascii="Arial" w:cs="Arial" w:eastAsia="Arial" w:hAnsi="Arial"/>
-          <w:color w:val="26232F"/>
-        </w:rPr>
-        <w:t xml:space="preserve">Validar todo en el servidor (tipos, colores, JSON, imágenes) es necesario, porque la API se puede usar sin pasar por el panel.</w:t>
-      </w:r>
-    </w:p>
-    <w:p>
-      <w:pPr>
-        <w:pStyle w:val="ListParagraph"/>
-        <w:numPr>
-          <w:ilvl w:val="0"/>
-          <w:numId w:val="2"/>
-        </w:numPr>
-        <w:spacing w:after="90" w:line="300"/>
-      </w:pPr>
-      <w:r>
-        <w:rPr>
-          <w:rFonts w:ascii="Arial" w:cs="Arial" w:eastAsia="Arial" w:hAnsi="Arial"/>
-          <w:color w:val="26232F"/>
-        </w:rPr>
-        <w:t xml:space="preserve">Generar varias resoluciones de cada imagen mejora mucho la carga en celulares.</w:t>
-      </w:r>
-    </w:p>
-    <w:p>
-      <w:pPr>
-        <w:pStyle w:val="ListParagraph"/>
-        <w:numPr>
-          <w:ilvl w:val="0"/>
-          <w:numId w:val="2"/>
-        </w:numPr>
-        <w:spacing w:after="90" w:line="300"/>
-      </w:pPr>
-      <w:r>
-        <w:rPr>
-          <w:rFonts w:ascii="Arial" w:cs="Arial" w:eastAsia="Arial" w:hAnsi="Arial"/>
-          <w:color w:val="26232F"/>
-        </w:rPr>
-        <w:t xml:space="preserve">La colección de Postman con pruebas automáticas me sirvió para comprobar rápido que nada se rompía después de cada cambio.</w:t>
+        <w:spacing w:after="160" w:line="310"/>
+        <w:jc w:val="both"/>
+      </w:pPr>
+      <w:r>
+        <w:rPr>
+          <w:rFonts w:ascii="Arial" w:cs="Arial" w:eastAsia="Arial" w:hAnsi="Arial"/>
+          <w:color w:val="26232F"/>
+        </w:rPr>
+        <w:t xml:space="preserve">Esta semana confirmé que guardar el contenido de los bloques en JSON fue la decisión correcta: con una sola tabla pude tener 12 tipos de bloque distintos, cada uno con sus propios campos.</w:t>
+      </w:r>
+    </w:p>
+    <w:p>
+      <w:pPr>
+        <w:spacing w:after="160" w:line="310"/>
+        <w:jc w:val="both"/>
+      </w:pPr>
+      <w:r>
+        <w:rPr>
+          <w:rFonts w:ascii="Arial" w:cs="Arial" w:eastAsia="Arial" w:hAnsi="Arial"/>
+          <w:color w:val="26232F"/>
+        </w:rPr>
+        <w:t xml:space="preserve">Otra cosa que aprendí es que no basta con validar en el formulario: hay que validar todo en el servidor (tipos, colores, JSON e imágenes), porque cualquiera puede llamar a la API directamente sin pasar por el panel. Y generar varios tamaños de cada imagen hace una diferencia grande en lo rápido que carga la web en el celular.</w:t>
+      </w:r>
+    </w:p>
+    <w:p>
+      <w:pPr>
+        <w:spacing w:after="160" w:line="310"/>
+        <w:jc w:val="both"/>
+      </w:pPr>
+      <w:r>
+        <w:rPr>
+          <w:rFonts w:ascii="Arial" w:cs="Arial" w:eastAsia="Arial" w:hAnsi="Arial"/>
+          <w:color w:val="26232F"/>
+        </w:rPr>
+        <w:t xml:space="preserve">Por último, la colección de Postman con pruebas automáticas me ahorró mucho tiempo. Cada vez que cambiaba algo, la corría y en segundos sabía si había roto otra cosa.</w:t>
       </w:r>
     </w:p>
     <w:sectPr>
